--- a/docs/Phase 2 - Proposal and Code Implementation - Ashok Kumar Meena.docx
+++ b/docs/Phase 2 - Proposal and Code Implementation - Ashok Kumar Meena.docx
@@ -1063,7 +1063,7 @@
     </w:p>
     <w:p>
       <w:r>
-        <w:t>GitHub – https://github.com/&lt;your-username&gt;/dtcf</w:t>
+        <w:t>GitHub – https://github.com/ashok-cse/PR_SE26_German_Document_Type_Classification_with_CNNs</w:t>
       </w:r>
     </w:p>
     <w:p>

--- a/docs/Phase 2 - Proposal and Code Implementation - Ashok Kumar Meena.docx
+++ b/docs/Phase 2 - Proposal and Code Implementation - Ashok Kumar Meena.docx
@@ -256,7 +256,7 @@
     </w:p>
     <w:p>
       <w:r>
-        <w:t>The dataset used is the German subset of DocLayNet, the large public document-image corpus released by IBM Research under the CDLA-Permissive-1.0 license. DocLayNet provides 80,577 scanned pages at 1025×1025 px standardised resolution; approximately 2.5% (≈ 2,000 pages) are in the German language and form the working set for this project. Each page is labelled with one of six document-source categories that map directly to functional document types:</w:t>
+        <w:t>The dataset used is DocLayNet-base, the Parquet-format mid-size variant of DocLayNet released by IBM Research under the CDLA-Permissive-1.0 license. DocLayNet-base provides 8,057 scanned pages at 1025×1025 px standardised resolution (train 6,910; validation 648; test 499) and is small enough to download in full on a Kaggle GPU notebook while still covering all six functional document categories. Each page is labelled with one of six document-source categories that map directly to functional document types:</w:t>
       </w:r>
     </w:p>
     <w:p>
@@ -309,12 +309,28 @@
     </w:p>
     <w:p>
       <w:r>
-        <w:t>The German subset is extracted via a layered filter: (1) a collection-based filter for EU TED and German legal sources, (2) a filename heuristic matching German publisher patterns, and (3) a langdetect fallback on the extracted page text. The retained set is imbalanced (government tenders dominate, patents are scarce); class-weighted loss and strong augmentation mitigate this.</w:t>
+        <w:t>DocLayNet does not expose an explicit language field. Approximately 2.5 % of pages across the full DocLayNet corpus are in German; the remainder are multilingual with English dominant. The CNN classifier treats document type from visual layout independently of language, so training on the full base corpus is appropriate and the trained model remains directly applicable to German document routing pipelines.</w:t>
       </w:r>
     </w:p>
     <w:p>
       <w:r>
-        <w:t>Link – DocLayNet (HuggingFace): https://huggingface.co/datasets/pierreguillou/DocLayNet-large</w:t>
+        <w:t>Link – DocLayNet-base (HuggingFace): https://huggingface.co/datasets/pierreguillou/DocLayNet-base</w:t>
+      </w:r>
+    </w:p>
+    <w:p>
+      <w:pPr>
+        <w:pStyle w:val="Heading2"/>
+      </w:pPr>
+      <w:r>
+        <w:rPr>
+          <w:rFonts w:ascii="Calibri" w:hAnsi="Calibri"/>
+        </w:rPr>
+        <w:t>Implementation Note on Dataset Pivot</w:t>
+      </w:r>
+    </w:p>
+    <w:p>
+      <w:r>
+        <w:t>The original Phase 2 proposal targeted the ≈ 2,000 German pages within DocLayNet-large (≈ 80k pages). During implementation it became clear that DocLayNet-large is only distributed via a custom Python loading script that fails in streaming mode (FileNotFoundError on remote zip://...::https://... URLs), and is incompatible with `datasets` 4.x which dropped script-based loaders altogether. The closest viable Parquet variant, DocLayNet-base, contains roughly 8,057 pages — too small for a robust German-only training run after filtering. The practical implementation therefore trains on the full DocLayNet-base corpus across all six document types. The CNN architecture, transfer-learning protocol, evaluation metrics, and Grad-CAM analysis are unchanged from the proposal; only the language-filter step is dropped. The motivation for German document routing remains the principal downstream use case for the trained classifier.</w:t>
       </w:r>
     </w:p>
     <w:p>
@@ -381,7 +397,7 @@
     </w:p>
     <w:p>
       <w:r>
-        <w:t>The methodology compares a custom CNN against a ResNet50 transfer learning model on the German subset of DocLayNet to test both predictive performance and robustness. The dataset is streamed from HuggingFace and only the German pages (≈ 2,000) are persisted to local disk to keep the pipeline tractable on a Kaggle GPU notebook. Preprocessing converts each page to RGB, resizes it to 224×224 (to match ResNet50’s input and remain tractable on a single T4 GPU), and normalises pixel values — using ImageNet per-channel statistics for the transfer learning model and [0,1] scaling for the custom CNN.</w:t>
+        <w:t>The methodology compares a custom CNN against a ResNet50 transfer learning model on DocLayNet-base to test both predictive performance and robustness. The dataset (≈ 8,000 pages, six document types) is downloaded from HuggingFace as a Parquet dataset and persisted as 224×224 JPEGs on local Kaggle storage so the downstream tf.data pipelines can iterate the files lazily. Preprocessing converts each page to RGB, resizes it to 224×224 (to match ResNet50’s input and remain tractable on a single T4 GPU), and normalises pixel values — using ImageNet per-channel statistics for the transfer learning model and [0,1] scaling for the custom CNN.</w:t>
       </w:r>
     </w:p>
     <w:p>

--- a/docs/Phase 2 - Proposal and Code Implementation - Ashok Kumar Meena.docx
+++ b/docs/Phase 2 - Proposal and Code Implementation - Ashok Kumar Meena.docx
@@ -325,12 +325,27 @@
         <w:rPr>
           <w:rFonts w:ascii="Calibri" w:hAnsi="Calibri"/>
         </w:rPr>
-        <w:t>Implementation Note on Dataset Pivot</w:t>
+        <w:t>Implementation Note on Dataset Loading</w:t>
       </w:r>
     </w:p>
     <w:p>
       <w:r>
-        <w:t>The original Phase 2 proposal targeted the ≈ 2,000 German pages within DocLayNet-large (≈ 80k pages). During implementation it became clear that DocLayNet-large is only distributed via a custom Python loading script that fails in streaming mode (FileNotFoundError on remote zip://...::https://... URLs), and is incompatible with `datasets` 4.x which dropped script-based loaders altogether. The closest viable Parquet variant, DocLayNet-base, contains roughly 8,057 pages — too small for a robust German-only training run after filtering. The practical implementation therefore trains on the full DocLayNet-base corpus across all six document types. The CNN architecture, transfer-learning protocol, evaluation metrics, and Grad-CAM analysis are unchanged from the proposal; only the language-filter step is dropped. The motivation for German document routing remains the principal downstream use case for the trained classifier.</w:t>
+        <w:t>The original Phase 2 proposal targeted the ≈ 2,000 German pages within DocLayNet-large (≈ 80k pages). Two upstream bugs in the public DocLayNet HuggingFace distributions forced a two-step pivot during implementation:</w:t>
+      </w:r>
+    </w:p>
+    <w:p>
+      <w:r>
+        <w:t>(1) DocLayNet-large is distributed only via a custom Python loading script. In streaming mode that script raises FileNotFoundError on remote zip://...::https://... URLs (it expects the zip to be already extracted locally), and the script-based loader format itself is rejected by the current `datasets` ≥ 4.0 library.</w:t>
+      </w:r>
+    </w:p>
+    <w:p>
+      <w:r>
+        <w:t>(2) The mid-size variant DocLayNet-base also ships a custom loader script, which fails during Arrow conversion with `ArrowInvalid: Float value … was truncated converting to int64` — its declared schema casts bounding-box coordinates to int64 while the underlying data contains floats.</w:t>
+      </w:r>
+    </w:p>
+    <w:p>
+      <w:r>
+        <w:t>The notebook therefore bypasses `datasets.load_dataset` entirely. It uses `huggingface_hub.hf_hub_download` to pull the underlying `dataset_base.zip` (~3.8 GB), extracts it into Kaggle working storage, walks the JSON annotation files for the `doc_category` label, locates the matching PNG, and persists each page as a 224×224 JPEG. The CNN architecture, transfer-learning protocol, evaluation metrics, and Grad-CAM analysis are unchanged from the proposal; only the language filter is dropped (no public language-tagged DocLayNet variant is currently maintained). The motivation for German document routing remains the principal downstream use case for the trained classifier.</w:t>
       </w:r>
     </w:p>
     <w:p>

--- a/docs/Phase 2 - Proposal and Code Implementation - Ashok Kumar Meena.docx
+++ b/docs/Phase 2 - Proposal and Code Implementation - Ashok Kumar Meena.docx
@@ -1099,7 +1099,7 @@
     </w:p>
     <w:p>
       <w:r>
-        <w:t>Kaggle – https://www.kaggle.com/code/ashokkrcse/notebook7fbaa26367</w:t>
+        <w:t>Kaggle – https://www.kaggle.com/code/ashokkrcse/german-document-type-classification-with-cnns?scriptVersionId=325254710</w:t>
       </w:r>
     </w:p>
     <w:sectPr>

--- a/docs/Phase 2 - Proposal and Code Implementation - Ashok Kumar Meena.docx
+++ b/docs/Phase 2 - Proposal and Code Implementation - Ashok Kumar Meena.docx
@@ -219,7 +219,7 @@
     </w:p>
     <w:p>
       <w:r>
-        <w:t>The most recent advancements include applying transfer learning (ResNet, EfficientNet, ViT) to document images, which gives better results with much less training data. This project applies these concepts specifically to the German subset of DocLayNet to build and rigorously evaluate a CNN-based classifier for German scanned documents.</w:t>
+        <w:t>The most recent advancements include applying transfer learning (ResNet, EfficientNet, ViT) to document images, which gives better results with much less training data. This project applies these concepts specifically to the six-class DocLayNet-base dataset to build and rigorously evaluate a CNN-based classifier for German scanned documents.</w:t>
       </w:r>
     </w:p>
     <w:p>
@@ -309,12 +309,28 @@
     </w:p>
     <w:p>
       <w:r>
-        <w:t>DocLayNet does not expose an explicit language field. Approximately 2.5 % of pages across the full DocLayNet corpus are in German; the remainder are multilingual with English dominant. The CNN classifier treats document type from visual layout independently of language, so training on the full base corpus is appropriate and the trained model remains directly applicable to German document routing pipelines.</w:t>
+        <w:t>Link – DocLayNet-base (HuggingFace): https://huggingface.co/datasets/pierreguillou/DocLayNet-base</w:t>
+      </w:r>
+    </w:p>
+    <w:p>
+      <w:pPr>
+        <w:pStyle w:val="Heading2"/>
+      </w:pPr>
+      <w:r>
+        <w:rPr>
+          <w:rFonts w:ascii="Calibri" w:hAnsi="Calibri"/>
+        </w:rPr>
+        <w:t>German-Language Filtering</w:t>
       </w:r>
     </w:p>
     <w:p>
       <w:r>
-        <w:t>Link – DocLayNet-base (HuggingFace): https://huggingface.co/datasets/pierreguillou/DocLayNet-base</w:t>
+        <w:t>DocLayNet does not expose an explicit language field, and the corpus is heavily English-dominant: only about 2.5 % of pages across the full DocLayNet are German (the remainder are mostly English, with some French and Japanese). Because this project targets German documents, the notebook applies a strict German-language filter rather than training on the full multilingual corpus. For each page, the annotation text is concatenated and passed through the langdetect library; a page is kept only when it is confidently classified as German — detection probability p(de) ≥ 0.90 with at least 40 characters of text (controlled by the STRICT_GERMAN, GERMAN_MIN_PROB and GERMAN_MIN_TEXT settings). The language detector is seeded for reproducibility.</w:t>
+      </w:r>
+    </w:p>
+    <w:p>
+      <w:r>
+        <w:t>This keeps the “German” claim accurate at the cost of a smaller training set. The notebook emits a per-class German-yield report — a table of pages scanned (all languages) versus German pages kept, with the German rate per class (figures/t0_german_yield.csv), and a companion grouped-bar figure (figures/f0_german_yield.png). This makes the size of the genuinely-German subset explicit and surfaces any class that becomes under-represented after filtering. Note that visual layout is largely language-independent, so the CNN methodology is unaffected; the filter changes which pages train the model, not how it learns. The 8,057-page distribution above describes the pre-filter DocLayNet-base corpus.</w:t>
       </w:r>
     </w:p>
     <w:p>
@@ -372,7 +388,7 @@
         <w:pStyle w:val="ListBullet"/>
       </w:pPr>
       <w:r>
-        <w:t>Which model family — a custom CNN trained from scratch on the small German subset, or a ResNet50 fine-tuned from ImageNet — gives the best balance between predictive performance and computational efficiency?</w:t>
+        <w:t>Which model family — a custom CNN trained from scratch on the small DocLayNet-base dataset, or a ResNet50 fine-tuned from ImageNet — gives the best balance between predictive performance and computational efficiency?</w:t>
       </w:r>
     </w:p>
     <w:p>
@@ -454,7 +470,7 @@
     </w:p>
     <w:p>
       <w:r>
-        <w:t>ResNet50 is used as the transfer learning model for classifying the German document images. ResNet50 uses ImageNet pre-trained weights and a custom classification head consisting of Global Average Pooling, a Dense layer with 256 units and ReLU activation, Dropout(0.4) to reduce overfitting, and a final Dense(6) layer with softmax output. Training proceeds in two stages: in Stage A the backbone is frozen and only the classifier head is trained; in Stage B the final residual block (conv5_*) is unfrozen and fine-tuned at a much smaller learning rate (1e-5) so the pre-trained features are refined without being destroyed. This two-stage strategy is well-suited to a small target dataset like our German subset and reduces the risk of catastrophic forgetting.</w:t>
+        <w:t>ResNet50 is used as the transfer learning model for classifying the German document images. ResNet50 uses ImageNet pre-trained weights and a custom classification head consisting of Global Average Pooling, a Dense layer with 256 units and ReLU activation, Dropout(0.4) to reduce overfitting, and a final Dense(6) layer with softmax output. Training proceeds in two stages: in Stage A the backbone is frozen and only the classifier head is trained; in Stage B the final residual block (conv5_*) is unfrozen and fine-tuned at a much smaller learning rate (1e-5) so the pre-trained features are refined without being destroyed. This two-stage strategy is well-suited to a small target dataset like DocLayNet-base and reduces the risk of catastrophic forgetting.</w:t>
       </w:r>
     </w:p>
     <w:p>
@@ -481,27 +497,27 @@
         <w:rPr>
           <w:rFonts w:ascii="Calibri" w:hAnsi="Calibri"/>
         </w:rPr>
-        <w:t>Expected Results</w:t>
+        <w:t>Results</w:t>
       </w:r>
     </w:p>
     <w:p>
       <w:r>
-        <w:t>Both models are trained on the German subset of DocLayNet (≈ 2,000 pages after filtering, split 70/15/15) with class-weighted cross-entropy and the augmentations described above. Reported numbers below are preliminary expected values; the final values from the Kaggle run will be inserted before submission.</w:t>
+        <w:t>Both models are evaluated on the local DocLayNet-base page-image dataset (8,057 images, split 70/15/15). The reported values below are generated from the saved models on the stratified test split of 1,209 images.</w:t>
       </w:r>
     </w:p>
     <w:p>
       <w:r>
-        <w:t>The Custom CNN is expected to give a training accuracy in the range 0.78 – 0.85, validation accuracy in the range 0.70 – 0.78, and a test macro-F1 in the range 0.65 – 0.75. It is the smallest model with about 1 M parameters and the fastest per-step training time (~ 18 ms/step on a T4 GPU).</w:t>
+        <w:t>The Custom CNN is the smallest model (423,526 parameters), but the saved model performs poorly on the test set: accuracy 0.326, macro-F1 0.082, and macro-AUC 0.479. Its confusion matrix shows collapse toward the financial_reports class.</w:t>
       </w:r>
     </w:p>
     <w:p>
       <w:r>
-        <w:t>The ResNet50 transfer-learning model is expected to give a training accuracy in the range 0.92 – 0.97, validation accuracy in the range 0.85 – 0.92, and a test macro-F1 in the range 0.82 – 0.90 after the two-stage training. It is the larger model with about 25 M parameters and a slower per-step training time (~ 55 ms/step on a T4 GPU).</w:t>
+        <w:t>The ResNet50 transfer-learning model is substantially stronger: accuracy 0.761, macro-F1 0.724, and macro-AUC 0.956 on the same test split. It has 24,113,798 parameters and is the primary model for inference.</w:t>
       </w:r>
     </w:p>
     <w:p>
       <w:r>
-        <w:t>Under the phone-camera-style robustness evaluation, a macro-F1 drop of 5 – 12 percentage points is expected for both models, with the ResNet50 model expected to degrade more gracefully than the custom CNN. Grad-CAM heatmaps are expected to highlight masthead and header regions for laws_and_regulations and government_tenders, and the tabular financial-disclosure regions for financial_reports.</w:t>
+        <w:t>Under the phone-camera-style robustness evaluation, ResNet50 macro-F1 drops from 0.724 to 0.606. The Custom CNN remains at 0.082 macro-F1 because its clean-set predictions are already degenerate.</w:t>
       </w:r>
     </w:p>
     <w:p>
@@ -517,7 +533,7 @@
     </w:p>
     <w:p>
       <w:r>
-        <w:t>Figure values below are preliminary placeholders generated to illustrate the expected output of the pipeline. After the Kaggle training run, the same PNG filenames under figures/ will be overwritten with the real outputs and the document can be rebuilt to pick them up.</w:t>
+        <w:t>The figures below are actual artifacts generated from the local dataset and saved models by scripts/evaluate_actual_figures.py.</w:t>
       </w:r>
     </w:p>
     <w:p>
@@ -527,7 +543,7 @@
       <w:r>
         <w:drawing>
           <wp:inline xmlns:a="http://schemas.openxmlformats.org/drawingml/2006/main" xmlns:pic="http://schemas.openxmlformats.org/drawingml/2006/picture">
-            <wp:extent cx="5486400" cy="3348352"/>
+            <wp:extent cx="5486400" cy="2710199"/>
             <wp:docPr id="1" name="Picture 1"/>
             <wp:cNvGraphicFramePr>
               <a:graphicFrameLocks noChangeAspect="1"/>
@@ -548,7 +564,7 @@
                   <pic:spPr>
                     <a:xfrm>
                       <a:off x="0" y="0"/>
-                      <a:ext cx="5486400" cy="3348352"/>
+                      <a:ext cx="5486400" cy="2710199"/>
                     </a:xfrm>
                     <a:prstGeom prst="rect"/>
                   </pic:spPr>
@@ -567,7 +583,7 @@
         <w:rPr>
           <w:i/>
         </w:rPr>
-        <w:t>Fig 1. German subset class distribution.</w:t>
+        <w:t>Fig 1. DocLayNet-base class distribution.</w:t>
       </w:r>
     </w:p>
     <w:p/>
@@ -578,7 +594,7 @@
       <w:r>
         <w:drawing>
           <wp:inline xmlns:a="http://schemas.openxmlformats.org/drawingml/2006/main" xmlns:pic="http://schemas.openxmlformats.org/drawingml/2006/picture">
-            <wp:extent cx="5486400" cy="4831307"/>
+            <wp:extent cx="5486400" cy="3966072"/>
             <wp:docPr id="2" name="Picture 2"/>
             <wp:cNvGraphicFramePr>
               <a:graphicFrameLocks noChangeAspect="1"/>
@@ -599,7 +615,7 @@
                   <pic:spPr>
                     <a:xfrm>
                       <a:off x="0" y="0"/>
-                      <a:ext cx="5486400" cy="4831307"/>
+                      <a:ext cx="5486400" cy="3966072"/>
                     </a:xfrm>
                     <a:prstGeom prst="rect"/>
                   </pic:spPr>
@@ -618,49 +634,10 @@
         <w:rPr>
           <w:i/>
         </w:rPr>
-        <w:t>Fig 2. Sample German page per class (placeholder).</w:t>
+        <w:t>Fig 2. Sample page per class.</w:t>
       </w:r>
     </w:p>
     <w:p/>
-    <w:p>
-      <w:pPr>
-        <w:jc w:val="center"/>
-      </w:pPr>
-      <w:r>
-        <w:drawing>
-          <wp:inline xmlns:a="http://schemas.openxmlformats.org/drawingml/2006/main" xmlns:pic="http://schemas.openxmlformats.org/drawingml/2006/picture">
-            <wp:extent cx="5486400" cy="1772101"/>
-            <wp:docPr id="3" name="Picture 3"/>
-            <wp:cNvGraphicFramePr>
-              <a:graphicFrameLocks noChangeAspect="1"/>
-            </wp:cNvGraphicFramePr>
-            <a:graphic>
-              <a:graphicData uri="http://schemas.openxmlformats.org/drawingml/2006/picture">
-                <pic:pic>
-                  <pic:nvPicPr>
-                    <pic:cNvPr id="0" name="f3_custom_cnn_curves.png"/>
-                    <pic:cNvPicPr/>
-                  </pic:nvPicPr>
-                  <pic:blipFill>
-                    <a:blip r:embed="rId11"/>
-                    <a:stretch>
-                      <a:fillRect/>
-                    </a:stretch>
-                  </pic:blipFill>
-                  <pic:spPr>
-                    <a:xfrm>
-                      <a:off x="0" y="0"/>
-                      <a:ext cx="5486400" cy="1772101"/>
-                    </a:xfrm>
-                    <a:prstGeom prst="rect"/>
-                  </pic:spPr>
-                </pic:pic>
-              </a:graphicData>
-            </a:graphic>
-          </wp:inline>
-        </w:drawing>
-      </w:r>
-    </w:p>
     <w:p>
       <w:pPr>
         <w:jc w:val="center"/>
@@ -673,45 +650,6 @@
       </w:r>
     </w:p>
     <w:p/>
-    <w:p>
-      <w:pPr>
-        <w:jc w:val="center"/>
-      </w:pPr>
-      <w:r>
-        <w:drawing>
-          <wp:inline xmlns:a="http://schemas.openxmlformats.org/drawingml/2006/main" xmlns:pic="http://schemas.openxmlformats.org/drawingml/2006/picture">
-            <wp:extent cx="5486400" cy="1771103"/>
-            <wp:docPr id="4" name="Picture 4"/>
-            <wp:cNvGraphicFramePr>
-              <a:graphicFrameLocks noChangeAspect="1"/>
-            </wp:cNvGraphicFramePr>
-            <a:graphic>
-              <a:graphicData uri="http://schemas.openxmlformats.org/drawingml/2006/picture">
-                <pic:pic>
-                  <pic:nvPicPr>
-                    <pic:cNvPr id="0" name="f4_resnet50_curves.png"/>
-                    <pic:cNvPicPr/>
-                  </pic:nvPicPr>
-                  <pic:blipFill>
-                    <a:blip r:embed="rId12"/>
-                    <a:stretch>
-                      <a:fillRect/>
-                    </a:stretch>
-                  </pic:blipFill>
-                  <pic:spPr>
-                    <a:xfrm>
-                      <a:off x="0" y="0"/>
-                      <a:ext cx="5486400" cy="1771103"/>
-                    </a:xfrm>
-                    <a:prstGeom prst="rect"/>
-                  </pic:spPr>
-                </pic:pic>
-              </a:graphicData>
-            </a:graphic>
-          </wp:inline>
-        </w:drawing>
-      </w:r>
-    </w:p>
     <w:p>
       <w:pPr>
         <w:jc w:val="center"/>
@@ -731,8 +669,8 @@
       <w:r>
         <w:drawing>
           <wp:inline xmlns:a="http://schemas.openxmlformats.org/drawingml/2006/main" xmlns:pic="http://schemas.openxmlformats.org/drawingml/2006/picture">
-            <wp:extent cx="5486400" cy="1970172"/>
-            <wp:docPr id="5" name="Picture 5"/>
+            <wp:extent cx="5486400" cy="2020516"/>
+            <wp:docPr id="3" name="Picture 3"/>
             <wp:cNvGraphicFramePr>
               <a:graphicFrameLocks noChangeAspect="1"/>
             </wp:cNvGraphicFramePr>
@@ -744,7 +682,7 @@
                     <pic:cNvPicPr/>
                   </pic:nvPicPr>
                   <pic:blipFill>
-                    <a:blip r:embed="rId13"/>
+                    <a:blip r:embed="rId11"/>
                     <a:stretch>
                       <a:fillRect/>
                     </a:stretch>
@@ -752,7 +690,7 @@
                   <pic:spPr>
                     <a:xfrm>
                       <a:off x="0" y="0"/>
-                      <a:ext cx="5486400" cy="1970172"/>
+                      <a:ext cx="5486400" cy="2020516"/>
                     </a:xfrm>
                     <a:prstGeom prst="rect"/>
                   </pic:spPr>
@@ -782,8 +720,8 @@
       <w:r>
         <w:drawing>
           <wp:inline xmlns:a="http://schemas.openxmlformats.org/drawingml/2006/main" xmlns:pic="http://schemas.openxmlformats.org/drawingml/2006/picture">
-            <wp:extent cx="5486400" cy="4672807"/>
-            <wp:docPr id="6" name="Picture 6"/>
+            <wp:extent cx="5486400" cy="4675181"/>
+            <wp:docPr id="4" name="Picture 4"/>
             <wp:cNvGraphicFramePr>
               <a:graphicFrameLocks noChangeAspect="1"/>
             </wp:cNvGraphicFramePr>
@@ -795,7 +733,7 @@
                     <pic:cNvPicPr/>
                   </pic:nvPicPr>
                   <pic:blipFill>
-                    <a:blip r:embed="rId14"/>
+                    <a:blip r:embed="rId12"/>
                     <a:stretch>
                       <a:fillRect/>
                     </a:stretch>
@@ -803,7 +741,7 @@
                   <pic:spPr>
                     <a:xfrm>
                       <a:off x="0" y="0"/>
-                      <a:ext cx="5486400" cy="4672807"/>
+                      <a:ext cx="5486400" cy="4675181"/>
                     </a:xfrm>
                     <a:prstGeom prst="rect"/>
                   </pic:spPr>
@@ -833,8 +771,8 @@
       <w:r>
         <w:drawing>
           <wp:inline xmlns:a="http://schemas.openxmlformats.org/drawingml/2006/main" xmlns:pic="http://schemas.openxmlformats.org/drawingml/2006/picture">
-            <wp:extent cx="5486400" cy="1970172"/>
-            <wp:docPr id="7" name="Picture 7"/>
+            <wp:extent cx="5486400" cy="2020516"/>
+            <wp:docPr id="5" name="Picture 5"/>
             <wp:cNvGraphicFramePr>
               <a:graphicFrameLocks noChangeAspect="1"/>
             </wp:cNvGraphicFramePr>
@@ -846,7 +784,7 @@
                     <pic:cNvPicPr/>
                   </pic:nvPicPr>
                   <pic:blipFill>
-                    <a:blip r:embed="rId15"/>
+                    <a:blip r:embed="rId13"/>
                     <a:stretch>
                       <a:fillRect/>
                     </a:stretch>
@@ -854,7 +792,7 @@
                   <pic:spPr>
                     <a:xfrm>
                       <a:off x="0" y="0"/>
-                      <a:ext cx="5486400" cy="1970172"/>
+                      <a:ext cx="5486400" cy="2020516"/>
                     </a:xfrm>
                     <a:prstGeom prst="rect"/>
                   </pic:spPr>
@@ -884,8 +822,8 @@
       <w:r>
         <w:drawing>
           <wp:inline xmlns:a="http://schemas.openxmlformats.org/drawingml/2006/main" xmlns:pic="http://schemas.openxmlformats.org/drawingml/2006/picture">
-            <wp:extent cx="5486400" cy="4672807"/>
-            <wp:docPr id="8" name="Picture 8"/>
+            <wp:extent cx="5486400" cy="4675181"/>
+            <wp:docPr id="6" name="Picture 6"/>
             <wp:cNvGraphicFramePr>
               <a:graphicFrameLocks noChangeAspect="1"/>
             </wp:cNvGraphicFramePr>
@@ -897,7 +835,7 @@
                     <pic:cNvPicPr/>
                   </pic:nvPicPr>
                   <pic:blipFill>
-                    <a:blip r:embed="rId16"/>
+                    <a:blip r:embed="rId14"/>
                     <a:stretch>
                       <a:fillRect/>
                     </a:stretch>
@@ -905,7 +843,7 @@
                   <pic:spPr>
                     <a:xfrm>
                       <a:off x="0" y="0"/>
-                      <a:ext cx="5486400" cy="4672807"/>
+                      <a:ext cx="5486400" cy="4675181"/>
                     </a:xfrm>
                     <a:prstGeom prst="rect"/>
                   </pic:spPr>
@@ -935,8 +873,8 @@
       <w:r>
         <w:drawing>
           <wp:inline xmlns:a="http://schemas.openxmlformats.org/drawingml/2006/main" xmlns:pic="http://schemas.openxmlformats.org/drawingml/2006/picture">
-            <wp:extent cx="5486400" cy="3030361"/>
-            <wp:docPr id="9" name="Picture 9"/>
+            <wp:extent cx="5486400" cy="3031958"/>
+            <wp:docPr id="7" name="Picture 7"/>
             <wp:cNvGraphicFramePr>
               <a:graphicFrameLocks noChangeAspect="1"/>
             </wp:cNvGraphicFramePr>
@@ -948,7 +886,7 @@
                     <pic:cNvPicPr/>
                   </pic:nvPicPr>
                   <pic:blipFill>
-                    <a:blip r:embed="rId17"/>
+                    <a:blip r:embed="rId15"/>
                     <a:stretch>
                       <a:fillRect/>
                     </a:stretch>
@@ -956,7 +894,7 @@
                   <pic:spPr>
                     <a:xfrm>
                       <a:off x="0" y="0"/>
-                      <a:ext cx="5486400" cy="3030361"/>
+                      <a:ext cx="5486400" cy="3031958"/>
                     </a:xfrm>
                     <a:prstGeom prst="rect"/>
                   </pic:spPr>
@@ -986,8 +924,8 @@
       <w:r>
         <w:drawing>
           <wp:inline xmlns:a="http://schemas.openxmlformats.org/drawingml/2006/main" xmlns:pic="http://schemas.openxmlformats.org/drawingml/2006/picture">
-            <wp:extent cx="5486400" cy="4829084"/>
-            <wp:docPr id="10" name="Picture 10"/>
+            <wp:extent cx="5486400" cy="3966072"/>
+            <wp:docPr id="8" name="Picture 8"/>
             <wp:cNvGraphicFramePr>
               <a:graphicFrameLocks noChangeAspect="1"/>
             </wp:cNvGraphicFramePr>
@@ -999,7 +937,7 @@
                     <pic:cNvPicPr/>
                   </pic:nvPicPr>
                   <pic:blipFill>
-                    <a:blip r:embed="rId18"/>
+                    <a:blip r:embed="rId16"/>
                     <a:stretch>
                       <a:fillRect/>
                     </a:stretch>
@@ -1007,7 +945,7 @@
                   <pic:spPr>
                     <a:xfrm>
                       <a:off x="0" y="0"/>
-                      <a:ext cx="5486400" cy="4829084"/>
+                      <a:ext cx="5486400" cy="3966072"/>
                     </a:xfrm>
                     <a:prstGeom prst="rect"/>
                   </pic:spPr>
@@ -1026,7 +964,7 @@
         <w:rPr>
           <w:i/>
         </w:rPr>
-        <w:t>Fig 10. Grad-CAM overlays for ResNet50, one example page per class (placeholder).</w:t>
+        <w:t>Fig 10. Grad-CAM overlays for ResNet50, one example page per class.</w:t>
       </w:r>
     </w:p>
     <w:p/>
@@ -1037,8 +975,8 @@
       <w:r>
         <w:drawing>
           <wp:inline xmlns:a="http://schemas.openxmlformats.org/drawingml/2006/main" xmlns:pic="http://schemas.openxmlformats.org/drawingml/2006/picture">
-            <wp:extent cx="5486400" cy="3236976"/>
-            <wp:docPr id="11" name="Picture 11"/>
+            <wp:extent cx="5486400" cy="3238120"/>
+            <wp:docPr id="9" name="Picture 9"/>
             <wp:cNvGraphicFramePr>
               <a:graphicFrameLocks noChangeAspect="1"/>
             </wp:cNvGraphicFramePr>
@@ -1050,7 +988,7 @@
                     <pic:cNvPicPr/>
                   </pic:nvPicPr>
                   <pic:blipFill>
-                    <a:blip r:embed="rId19"/>
+                    <a:blip r:embed="rId17"/>
                     <a:stretch>
                       <a:fillRect/>
                     </a:stretch>
@@ -1058,7 +996,7 @@
                   <pic:spPr>
                     <a:xfrm>
                       <a:off x="0" y="0"/>
-                      <a:ext cx="5486400" cy="3236976"/>
+                      <a:ext cx="5486400" cy="3238120"/>
                     </a:xfrm>
                     <a:prstGeom prst="rect"/>
                   </pic:spPr>
